--- a/deliverables/Final Deliverables/Word/SURIMI_D3.2_ValueChain_final.docx
+++ b/deliverables/Final Deliverables/Word/SURIMI_D3.2_ValueChain_final.docx
@@ -10,6 +10,7 @@
           <w:docPartUnique/>
         </w:docPartObj>
       </w:sdtPr>
+      <w:sdtEndPr/>
       <w:sdtContent>
         <w:p/>
         <w:p/>
@@ -107,7 +108,7 @@
       <w:pPr>
         <w:pStyle w:val="Heading1"/>
       </w:pPr>
-      <w:bookmarkStart w:id="0" w:name="_TocS000501"/>
+      <w:bookmarkStart w:id="0" w:name="_Toc244356272"/>
       <w:r>
         <w:lastRenderedPageBreak/>
         <w:t>DOCUMENT INFORMATION</w:t>
@@ -731,7 +732,7 @@
       <w:pPr>
         <w:pStyle w:val="Heading1"/>
       </w:pPr>
-      <w:bookmarkStart w:id="1" w:name="_TocS000502"/>
+      <w:bookmarkStart w:id="1" w:name="_Toc244356273"/>
       <w:r>
         <w:lastRenderedPageBreak/>
         <w:t>Summary</w:t>
@@ -901,7 +902,10 @@
         <w:jc w:val="both"/>
       </w:pPr>
       <w:r>
-        <w:t>Deliverable D3.2 covers the product flow value-chain model built for SURIMI: a standalone microservice, built on gRPC (the protocol SURIMI's models use to exchange data), wrapping the value-chain engine from Ecopath with Ecosim (EwE), estimating the downstream economic and social effects of fishing activity as it moves through processing, distribution, wholesale and retail to the final consumer. It is designed to receive sales statistics from the other SURIMI models through the SURIMI controller and produce a multi-year summary of production, cost, tax and employment indicators for each stage of the chain.</w:t>
+        <w:t>Deliverable D3.2 covers the product flow value-chain model built for SURIMI: a standalone microservice, built on gRPC (the protocol SURIMI's models use to exchange data), wrapping the value-chain engine from Ecopath with Ecosim (EwE), estimating the downstream economic and social effects of fishing activity as it moves through processing, distribution, wholesale and retail to the final consumer. It is designed to receive sales statistics from the other SURIMI models through the SURIMI controller and produce</w:t>
+      </w:r>
+      <w:r>
+        <w:t xml:space="preserve"> a multi-year summary of production, cost, tax and employment indicators for each stage of the chain.</w:t>
       </w:r>
     </w:p>
     <w:p>
@@ -938,9 +942,6 @@
     <w:p>
       <w:pPr>
         <w:pStyle w:val="TOC1"/>
-        <w:tabs>
-          <w:tab w:val="right" w:leader="dot" w:pos="9174"/>
-        </w:tabs>
         <w:rPr>
           <w:rFonts w:asciiTheme="minorHAnsi" w:eastAsiaTheme="minorEastAsia" w:hAnsiTheme="minorHAnsi" w:cstheme="minorBidi"/>
           <w:b w:val="0"/>
@@ -948,7 +949,7 @@
           <w:kern w:val="2"/>
           <w:sz w:val="24"/>
           <w:szCs w:val="24"/>
-          <w:lang w:eastAsia="en-IE"/>
+          <w:lang w:val="en-US"/>
           <w14:ligatures w14:val="standardContextual"/>
         </w:rPr>
       </w:pPr>
@@ -961,7 +962,7 @@
       <w:r>
         <w:fldChar w:fldCharType="separate"/>
       </w:r>
-      <w:hyperlink w:anchor="_TocS000501" w:history="1">
+      <w:hyperlink w:anchor="_Toc244356272" w:history="1">
         <w:r>
           <w:rPr>
             <w:rStyle w:val="Hyperlink"/>
@@ -988,7 +989,7 @@
             <w:noProof/>
             <w:webHidden/>
           </w:rPr>
-          <w:instrText xml:space="preserve"> PAGEREF _TocS000501 \h </w:instrText>
+          <w:instrText xml:space="preserve"> PAGEREF _Toc244356272 \h </w:instrText>
         </w:r>
         <w:r>
           <w:rPr>
@@ -1022,9 +1023,6 @@
     <w:p>
       <w:pPr>
         <w:pStyle w:val="TOC1"/>
-        <w:tabs>
-          <w:tab w:val="right" w:leader="dot" w:pos="9174"/>
-        </w:tabs>
         <w:rPr>
           <w:rFonts w:asciiTheme="minorHAnsi" w:eastAsiaTheme="minorEastAsia" w:hAnsiTheme="minorHAnsi" w:cstheme="minorBidi"/>
           <w:b w:val="0"/>
@@ -1032,11 +1030,11 @@
           <w:kern w:val="2"/>
           <w:sz w:val="24"/>
           <w:szCs w:val="24"/>
-          <w:lang w:eastAsia="en-IE"/>
+          <w:lang w:val="en-US"/>
           <w14:ligatures w14:val="standardContextual"/>
         </w:rPr>
       </w:pPr>
-      <w:hyperlink w:anchor="_TocS000502" w:history="1">
+      <w:hyperlink w:anchor="_Toc244356273" w:history="1">
         <w:r>
           <w:rPr>
             <w:rStyle w:val="Hyperlink"/>
@@ -1063,7 +1061,7 @@
             <w:noProof/>
             <w:webHidden/>
           </w:rPr>
-          <w:instrText xml:space="preserve"> PAGEREF _TocS000502 \h </w:instrText>
+          <w:instrText xml:space="preserve"> PAGEREF _Toc244356273 \h </w:instrText>
         </w:r>
         <w:r>
           <w:rPr>
@@ -1097,9 +1095,6 @@
     <w:p>
       <w:pPr>
         <w:pStyle w:val="TOC1"/>
-        <w:tabs>
-          <w:tab w:val="right" w:leader="dot" w:pos="9174"/>
-        </w:tabs>
         <w:rPr>
           <w:rFonts w:asciiTheme="minorHAnsi" w:eastAsiaTheme="minorEastAsia" w:hAnsiTheme="minorHAnsi" w:cstheme="minorBidi"/>
           <w:b w:val="0"/>
@@ -1107,11 +1102,11 @@
           <w:kern w:val="2"/>
           <w:sz w:val="24"/>
           <w:szCs w:val="24"/>
-          <w:lang w:eastAsia="en-IE"/>
+          <w:lang w:val="en-US"/>
           <w14:ligatures w14:val="standardContextual"/>
         </w:rPr>
       </w:pPr>
-      <w:hyperlink w:anchor="_TocS000503" w:history="1">
+      <w:hyperlink w:anchor="_Toc244356274" w:history="1">
         <w:r>
           <w:rPr>
             <w:rStyle w:val="Hyperlink"/>
@@ -1138,7 +1133,7 @@
             <w:noProof/>
             <w:webHidden/>
           </w:rPr>
-          <w:instrText xml:space="preserve"> PAGEREF _TocS000503 \h </w:instrText>
+          <w:instrText xml:space="preserve"> PAGEREF _Toc244356274 \h </w:instrText>
         </w:r>
         <w:r>
           <w:rPr>
@@ -1172,9 +1167,6 @@
     <w:p>
       <w:pPr>
         <w:pStyle w:val="TOC1"/>
-        <w:tabs>
-          <w:tab w:val="right" w:leader="dot" w:pos="9174"/>
-        </w:tabs>
         <w:rPr>
           <w:rFonts w:asciiTheme="minorHAnsi" w:eastAsiaTheme="minorEastAsia" w:hAnsiTheme="minorHAnsi" w:cstheme="minorBidi"/>
           <w:b w:val="0"/>
@@ -1182,11 +1174,11 @@
           <w:kern w:val="2"/>
           <w:sz w:val="24"/>
           <w:szCs w:val="24"/>
-          <w:lang w:eastAsia="en-IE"/>
+          <w:lang w:val="en-US"/>
           <w14:ligatures w14:val="standardContextual"/>
         </w:rPr>
       </w:pPr>
-      <w:hyperlink w:anchor="_TocS000504" w:history="1">
+      <w:hyperlink w:anchor="_Toc244356275" w:history="1">
         <w:r>
           <w:rPr>
             <w:rStyle w:val="Hyperlink"/>
@@ -1213,7 +1205,7 @@
             <w:noProof/>
             <w:webHidden/>
           </w:rPr>
-          <w:instrText xml:space="preserve"> PAGEREF _TocS000504 \h </w:instrText>
+          <w:instrText xml:space="preserve"> PAGEREF _Toc244356275 \h </w:instrText>
         </w:r>
         <w:r>
           <w:rPr>
@@ -1247,9 +1239,6 @@
     <w:p>
       <w:pPr>
         <w:pStyle w:val="TOC1"/>
-        <w:tabs>
-          <w:tab w:val="right" w:leader="dot" w:pos="9174"/>
-        </w:tabs>
         <w:rPr>
           <w:rFonts w:asciiTheme="minorHAnsi" w:eastAsiaTheme="minorEastAsia" w:hAnsiTheme="minorHAnsi" w:cstheme="minorBidi"/>
           <w:b w:val="0"/>
@@ -1257,11 +1246,11 @@
           <w:kern w:val="2"/>
           <w:sz w:val="24"/>
           <w:szCs w:val="24"/>
-          <w:lang w:eastAsia="en-IE"/>
+          <w:lang w:val="en-US"/>
           <w14:ligatures w14:val="standardContextual"/>
         </w:rPr>
       </w:pPr>
-      <w:hyperlink w:anchor="_TocS000505" w:history="1">
+      <w:hyperlink w:anchor="_Toc244356276" w:history="1">
         <w:r>
           <w:rPr>
             <w:rStyle w:val="Hyperlink"/>
@@ -1288,7 +1277,7 @@
             <w:noProof/>
             <w:webHidden/>
           </w:rPr>
-          <w:instrText xml:space="preserve"> PAGEREF _TocS000505 \h </w:instrText>
+          <w:instrText xml:space="preserve"> PAGEREF _Toc244356276 \h </w:instrText>
         </w:r>
         <w:r>
           <w:rPr>
@@ -1332,11 +1321,11 @@
           <w:kern w:val="2"/>
           <w:sz w:val="24"/>
           <w:szCs w:val="24"/>
-          <w:lang w:eastAsia="en-IE"/>
+          <w:lang w:val="en-US"/>
           <w14:ligatures w14:val="standardContextual"/>
         </w:rPr>
       </w:pPr>
-      <w:hyperlink w:anchor="_TocS000506" w:history="1">
+      <w:hyperlink w:anchor="_Toc244356277" w:history="1">
         <w:r>
           <w:rPr>
             <w:rStyle w:val="Hyperlink"/>
@@ -1363,7 +1352,7 @@
             <w:noProof/>
             <w:webHidden/>
           </w:rPr>
-          <w:instrText xml:space="preserve"> PAGEREF _TocS000506 \h </w:instrText>
+          <w:instrText xml:space="preserve"> PAGEREF _Toc244356277 \h </w:instrText>
         </w:r>
         <w:r>
           <w:rPr>
@@ -1407,11 +1396,11 @@
           <w:kern w:val="2"/>
           <w:sz w:val="24"/>
           <w:szCs w:val="24"/>
-          <w:lang w:eastAsia="en-IE"/>
+          <w:lang w:val="en-US"/>
           <w14:ligatures w14:val="standardContextual"/>
         </w:rPr>
       </w:pPr>
-      <w:hyperlink w:anchor="_TocS000507" w:history="1">
+      <w:hyperlink w:anchor="_Toc244356278" w:history="1">
         <w:r>
           <w:rPr>
             <w:rStyle w:val="Hyperlink"/>
@@ -1438,7 +1427,7 @@
             <w:noProof/>
             <w:webHidden/>
           </w:rPr>
-          <w:instrText xml:space="preserve"> PAGEREF _TocS000507 \h </w:instrText>
+          <w:instrText xml:space="preserve"> PAGEREF _Toc244356278 \h </w:instrText>
         </w:r>
         <w:r>
           <w:rPr>
@@ -1482,17 +1471,17 @@
           <w:kern w:val="2"/>
           <w:sz w:val="24"/>
           <w:szCs w:val="24"/>
-          <w:lang w:eastAsia="en-IE"/>
+          <w:lang w:val="en-US"/>
           <w14:ligatures w14:val="standardContextual"/>
         </w:rPr>
       </w:pPr>
-      <w:hyperlink w:anchor="_TocS000508" w:history="1">
+      <w:hyperlink w:anchor="_Toc244356279" w:history="1">
         <w:r>
           <w:rPr>
             <w:rStyle w:val="Hyperlink"/>
             <w:noProof/>
           </w:rPr>
-          <w:t>3.2.1 InitialiseExperiment</w:t>
+          <w:t>3.2.1 Initialise Experiment</w:t>
         </w:r>
         <w:r>
           <w:rPr>
@@ -1513,7 +1502,7 @@
             <w:noProof/>
             <w:webHidden/>
           </w:rPr>
-          <w:instrText xml:space="preserve"> PAGEREF _TocS000508 \h </w:instrText>
+          <w:instrText xml:space="preserve"> PAGEREF _Toc244356279 \h </w:instrText>
         </w:r>
         <w:r>
           <w:rPr>
@@ -1557,17 +1546,17 @@
           <w:kern w:val="2"/>
           <w:sz w:val="24"/>
           <w:szCs w:val="24"/>
-          <w:lang w:eastAsia="en-IE"/>
+          <w:lang w:val="en-US"/>
           <w14:ligatures w14:val="standardContextual"/>
         </w:rPr>
       </w:pPr>
-      <w:hyperlink w:anchor="_TocS000509" w:history="1">
+      <w:hyperlink w:anchor="_Toc244356280" w:history="1">
         <w:r>
           <w:rPr>
             <w:rStyle w:val="Hyperlink"/>
             <w:noProof/>
           </w:rPr>
-          <w:t>3.2.2 UpdateSalesStatistics</w:t>
+          <w:t>3.2.2 Update Sales Statistics</w:t>
         </w:r>
         <w:r>
           <w:rPr>
@@ -1588,7 +1577,7 @@
             <w:noProof/>
             <w:webHidden/>
           </w:rPr>
-          <w:instrText xml:space="preserve"> PAGEREF _TocS000509 \h </w:instrText>
+          <w:instrText xml:space="preserve"> PAGEREF _Toc244356280 \h </w:instrText>
         </w:r>
         <w:r>
           <w:rPr>
@@ -1632,11 +1621,11 @@
           <w:kern w:val="2"/>
           <w:sz w:val="24"/>
           <w:szCs w:val="24"/>
-          <w:lang w:eastAsia="en-IE"/>
+          <w:lang w:val="en-US"/>
           <w14:ligatures w14:val="standardContextual"/>
         </w:rPr>
       </w:pPr>
-      <w:hyperlink w:anchor="_TocS000510" w:history="1">
+      <w:hyperlink w:anchor="_Toc244356281" w:history="1">
         <w:r>
           <w:rPr>
             <w:rStyle w:val="Hyperlink"/>
@@ -1663,7 +1652,7 @@
             <w:noProof/>
             <w:webHidden/>
           </w:rPr>
-          <w:instrText xml:space="preserve"> PAGEREF _TocS000510 \h </w:instrText>
+          <w:instrText xml:space="preserve"> PAGEREF _Toc244356281 \h </w:instrText>
         </w:r>
         <w:r>
           <w:rPr>
@@ -1683,7 +1672,7 @@
             <w:noProof/>
             <w:webHidden/>
           </w:rPr>
-          <w:t>10</w:t>
+          <w:t>9</w:t>
         </w:r>
         <w:r>
           <w:rPr>
@@ -1707,17 +1696,17 @@
           <w:kern w:val="2"/>
           <w:sz w:val="24"/>
           <w:szCs w:val="24"/>
-          <w:lang w:eastAsia="en-IE"/>
+          <w:lang w:val="en-US"/>
           <w14:ligatures w14:val="standardContextual"/>
         </w:rPr>
       </w:pPr>
-      <w:hyperlink w:anchor="_TocS000511" w:history="1">
+      <w:hyperlink w:anchor="_Toc244356282" w:history="1">
         <w:r>
           <w:rPr>
             <w:rStyle w:val="Hyperlink"/>
             <w:noProof/>
           </w:rPr>
-          <w:t>3.3.1 FinaliseExperiment</w:t>
+          <w:t>3.3.1 Finalise Experiment</w:t>
         </w:r>
         <w:r>
           <w:rPr>
@@ -1738,7 +1727,7 @@
             <w:noProof/>
             <w:webHidden/>
           </w:rPr>
-          <w:instrText xml:space="preserve"> PAGEREF _TocS000511 \h </w:instrText>
+          <w:instrText xml:space="preserve"> PAGEREF _Toc244356282 \h </w:instrText>
         </w:r>
         <w:r>
           <w:rPr>
@@ -1758,7 +1747,7 @@
             <w:noProof/>
             <w:webHidden/>
           </w:rPr>
-          <w:t>10</w:t>
+          <w:t>9</w:t>
         </w:r>
         <w:r>
           <w:rPr>
@@ -1782,17 +1771,17 @@
           <w:kern w:val="2"/>
           <w:sz w:val="24"/>
           <w:szCs w:val="24"/>
-          <w:lang w:eastAsia="en-IE"/>
+          <w:lang w:val="en-US"/>
           <w14:ligatures w14:val="standardContextual"/>
         </w:rPr>
       </w:pPr>
-      <w:hyperlink w:anchor="_TocS000512" w:history="1">
+      <w:hyperlink w:anchor="_Toc244356283" w:history="1">
         <w:r>
           <w:rPr>
             <w:rStyle w:val="Hyperlink"/>
             <w:noProof/>
           </w:rPr>
-          <w:t>3.3.2 CancelExperiment</w:t>
+          <w:t>3.3.2 Cancel Experiment</w:t>
         </w:r>
         <w:r>
           <w:rPr>
@@ -1813,7 +1802,7 @@
             <w:noProof/>
             <w:webHidden/>
           </w:rPr>
-          <w:instrText xml:space="preserve"> PAGEREF _TocS000512 \h </w:instrText>
+          <w:instrText xml:space="preserve"> PAGEREF _Toc244356283 \h </w:instrText>
         </w:r>
         <w:r>
           <w:rPr>
@@ -1833,7 +1822,7 @@
             <w:noProof/>
             <w:webHidden/>
           </w:rPr>
-          <w:t>10</w:t>
+          <w:t>9</w:t>
         </w:r>
         <w:r>
           <w:rPr>
@@ -1857,17 +1846,17 @@
           <w:kern w:val="2"/>
           <w:sz w:val="24"/>
           <w:szCs w:val="24"/>
-          <w:lang w:eastAsia="en-IE"/>
+          <w:lang w:val="en-US"/>
           <w14:ligatures w14:val="standardContextual"/>
         </w:rPr>
       </w:pPr>
-      <w:hyperlink w:anchor="_TocS000513" w:history="1">
+      <w:hyperlink w:anchor="_Toc244356284" w:history="1">
         <w:r>
           <w:rPr>
             <w:rStyle w:val="Hyperlink"/>
             <w:noProof/>
           </w:rPr>
-          <w:t>3.3.3 GetProtocolVersion</w:t>
+          <w:t>3.3.3 Get Protocol Version</w:t>
         </w:r>
         <w:r>
           <w:rPr>
@@ -1888,7 +1877,7 @@
             <w:noProof/>
             <w:webHidden/>
           </w:rPr>
-          <w:instrText xml:space="preserve"> PAGEREF _TocS000513 \h </w:instrText>
+          <w:instrText xml:space="preserve"> PAGEREF _Toc244356284 \h </w:instrText>
         </w:r>
         <w:r>
           <w:rPr>
@@ -1922,9 +1911,6 @@
     <w:p>
       <w:pPr>
         <w:pStyle w:val="TOC1"/>
-        <w:tabs>
-          <w:tab w:val="right" w:leader="dot" w:pos="9174"/>
-        </w:tabs>
         <w:rPr>
           <w:rFonts w:asciiTheme="minorHAnsi" w:eastAsiaTheme="minorEastAsia" w:hAnsiTheme="minorHAnsi" w:cstheme="minorBidi"/>
           <w:b w:val="0"/>
@@ -1932,11 +1918,11 @@
           <w:kern w:val="2"/>
           <w:sz w:val="24"/>
           <w:szCs w:val="24"/>
-          <w:lang w:eastAsia="en-IE"/>
+          <w:lang w:val="en-US"/>
           <w14:ligatures w14:val="standardContextual"/>
         </w:rPr>
       </w:pPr>
-      <w:hyperlink w:anchor="_TocS000514" w:history="1">
+      <w:hyperlink w:anchor="_Toc244356285" w:history="1">
         <w:r>
           <w:rPr>
             <w:rStyle w:val="Hyperlink"/>
@@ -1963,7 +1949,7 @@
             <w:noProof/>
             <w:webHidden/>
           </w:rPr>
-          <w:instrText xml:space="preserve"> PAGEREF _TocS000514 \h </w:instrText>
+          <w:instrText xml:space="preserve"> PAGEREF _Toc244356285 \h </w:instrText>
         </w:r>
         <w:r>
           <w:rPr>
@@ -2007,17 +1993,17 @@
           <w:kern w:val="2"/>
           <w:sz w:val="24"/>
           <w:szCs w:val="24"/>
-          <w:lang w:eastAsia="en-IE"/>
+          <w:lang w:val="en-US"/>
           <w14:ligatures w14:val="standardContextual"/>
         </w:rPr>
       </w:pPr>
-      <w:hyperlink w:anchor="_TocS000515" w:history="1">
+      <w:hyperlink w:anchor="_Toc244356286" w:history="1">
         <w:r>
           <w:rPr>
             <w:rStyle w:val="Hyperlink"/>
             <w:noProof/>
           </w:rPr>
-          <w:t>4.1 GetValueChain</w:t>
+          <w:t>4.1 Get Value Chain</w:t>
         </w:r>
         <w:r>
           <w:rPr>
@@ -2038,7 +2024,7 @@
             <w:noProof/>
             <w:webHidden/>
           </w:rPr>
-          <w:instrText xml:space="preserve"> PAGEREF _TocS000515 \h </w:instrText>
+          <w:instrText xml:space="preserve"> PAGEREF _Toc244356286 \h </w:instrText>
         </w:r>
         <w:r>
           <w:rPr>
@@ -2095,7 +2081,7 @@
         <w:keepNext/>
         <w:keepLines/>
       </w:pPr>
-      <w:bookmarkStart w:id="2" w:name="_TocS000503"/>
+      <w:bookmarkStart w:id="2" w:name="_Toc244356274"/>
       <w:r>
         <w:lastRenderedPageBreak/>
         <w:t>1. Model purpose</w:t>
@@ -2107,7 +2093,10 @@
         <w:jc w:val="both"/>
       </w:pPr>
       <w:r>
-        <w:t>Economists classify fisheries as a primary industry, extracting a natural resource that largely enters the economy through other sectors. The fishing sector may capture only a portion of the total economic value generated along the seafood value chain. Catching fish requires inputs from other sectors beforehand, such as boatbuilding and net manufacturing, and once landed, fish, invertebrates and macroalgae move through further processing, distribution and retail sectors before reaching a consumer. Fisheries therefore have upstream and downstream economic effects, usually estimated with input-output models that derive multipliers for how much a fishing sector's activity contributes to the wider economy.</w:t>
+        <w:t>Economists classify fisheries as a primary industry, extracting a natural resource that largely enters the economy through other sectors. The fishing sector may capture only a portion of the total economic value generated along the seafood value chain. Catching fish requires inputs from other sectors beforehand, such as boatbuilding and net manufacturing, and once landed, fish, invertebrates and macroalgae move through further processing, distribution and retail sectors before reaching a consumer. Fisheries</w:t>
+      </w:r>
+      <w:r>
+        <w:t xml:space="preserve"> therefore have upstream and downstream economic effects, usually estimated with input-output models that derive multipliers for how much a fishing sector's activity contributes to the wider economy.</w:t>
       </w:r>
     </w:p>
     <w:p>
@@ -2126,7 +2115,13 @@
         </w:r>
       </w:hyperlink>
       <w:r>
-        <w:t>). Each enterprise is classified by its function in the chain: producer, processor, distributor, wholesaler, retailer or consumer — a refinement of the original method's five categories, which told wholesale and retail sellers apart only by their position in the chain. Fishing fleets are a chain's producers, since they are the source of the raw material entering it, and an enterprise's revenue, costs, taxes, subsidies and employment are recorded against its category. Enterprises link together into a flow chart that can branch and merge but not cycle, tracing how a unit of landed fish is transformed and re-sold on its way to a consumer. Each link also carries a production/input ratio, from which live-weight equivalents are derived, and a product value for that specific flow. In the method's original design, a producer's fishing effort also feeds back into the linked ecosystem model, coupling the value chain's economics to the ecosystem's own trophic dynamics. The value chain engine behind this model was originally developed as a plug-in for Ecopath with Ecosim.</w:t>
+        <w:t>). Each enterprise is classified by its function in the chain: producer, processor, distributor, wholesaler, retailer or consumer — a refinement of the original method's five categories, which told wholesale and retail sellers apart only by their position in the chain. Fishing fleets are a chain's producers, since they are the source of the raw material entering it, and an enterprise's revenue, costs, taxes, subsidies and employment are recorded against its category. Enterprises link together into a flow ch</w:t>
+      </w:r>
+      <w:r>
+        <w:t>art that can branch and merge but not cycle, tracing how a unit of landed fish is transformed and re-sold on its way to a consumer. Each link also carries a production/input ratio, from which live-weight equivalents are derived, and a product value for that specific flow. In the method's original design, a producer's fishing effort also feeds back into the linked ecosystem model, coupling the value chain's economics to the ecosystem's own trophic dynamics. The value chain engine behind this model was origin</w:t>
+      </w:r>
+      <w:r>
+        <w:t>ally developed as a plug-in for Ecopath with Ecosim.</w:t>
       </w:r>
     </w:p>
     <w:p>
@@ -2226,7 +2221,7 @@
         <w:keepNext/>
         <w:keepLines/>
       </w:pPr>
-      <w:bookmarkStart w:id="3" w:name="_TocS000504"/>
+      <w:bookmarkStart w:id="3" w:name="_Toc244356275"/>
       <w:r>
         <w:t>2. Process overview and scheduling diagrams</w:t>
       </w:r>
@@ -2310,7 +2305,10 @@
         <w:jc w:val="both"/>
       </w:pPr>
       <w:r>
-        <w:t>Figure 2 illustrates the lifecycle of an experiment from the GUI's perspective. An experiment submitted through the GUI can contain multiple simulations. The controller initialises the value-chain service once per experiment and subsequently adds sales statistics as they become available. A summary of the value chain is intended to be available at any point after initialisation, for example, before the experiment is finalised. The exchange shown in Figure 2 does not involve fixed simulation steps. Instead, sales statistics accumulate throughout the experiment as they arrive.</w:t>
+        <w:t xml:space="preserve">Figure 2 illustrates the lifecycle of an experiment from the GUI's perspective. An experiment submitted through the GUI can contain multiple simulations. The controller initialises the value-chain service once per experiment and subsequently adds sales statistics as they become available. A summary of the value chain is intended to be available at any point after initialisation, for example, before the experiment is finalised. The exchange shown in Figure 2 does not involve fixed simulation steps. Instead, </w:t>
+      </w:r>
+      <w:r>
+        <w:t>sales statistics accumulate throughout the experiment as they arrive.</w:t>
       </w:r>
     </w:p>
     <w:p>
@@ -2415,7 +2413,10 @@
       </w:pPr>
       <w:r>
         <w:lastRenderedPageBreak/>
-        <w:t>Figure 3 shows the internal structure of the value-chain service. A SURIMI contract, provided when an experiment is initialised, is combined with scenario-specific semantic mappings to create a SURIMI–VC configuration. These mappings are derived from the scenario's value-chain model data (§3.1) and translate SURIMI's generic codes (species, markets) into the enterprises represented in those data. The value-chain controller reads this configuration and drives the value-chain engine, exchanging control information and data with both the engine and the SURIMI controller.</w:t>
+        <w:t>Figure 3 shows the internal structure of the value-chain service. A SURIMI contract, provided when an experiment is initialised, is combined with scenario-specific semantic mappings to create a SURIMI–VC configuration. These mappings are derived from the scenario's value-chain model data (§3.1) and translate SURIMI's generic codes (species, markets) into the enterprises represented in those data. The value-chain controller reads this configuration and drives the value-chain engine, exchanging control inform</w:t>
+      </w:r>
+      <w:r>
+        <w:t>ation and data with both the engine and the SURIMI controller.</w:t>
       </w:r>
     </w:p>
     <w:p>
@@ -2495,7 +2496,10 @@
         <w:jc w:val="both"/>
       </w:pPr>
       <w:r>
-        <w:t xml:space="preserve">Within the engine, the value chain consists of enterprises ("units") classified into six categories according to their function: producer, processing, distribution, wholesaler, retailer and consumer. Producers form the entry point of the chain, receiving landings of a given species directly from fishing fleets. Each enterprise's outputs are linked to downstream enterprises, and the engine propagates production, revenue, cost and employment figures through the network to calculate the per-category indicators returned by </w:t>
+        <w:t>Within the engine, the value chain consists of enterprises ("units") classified into six categories according to their function: producer, processing, distribution, wholesaler, retailer and consumer. Producers form the entry point of the chain, receiving landings of a given species directly from fishing fleets. Each enterprise's outputs are linked to downstream enterprises, and the engine propagates production, revenue, cost and employment figures through the network to calculate the per-category indicators</w:t>
+      </w:r>
+      <w:r>
+        <w:t xml:space="preserve"> returned by </w:t>
       </w:r>
       <w:r>
         <w:rPr>
@@ -2571,29 +2575,7 @@
           <w:sz w:val="20"/>
           <w:szCs w:val="20"/>
         </w:rPr>
-        <w:t xml:space="preserve">Figure 4. Simplified structure of the value chain. A scenario's enterprises and links (§3.1) can branch and </w:t>
-      </w:r>
-      <w:proofErr w:type="gramStart"/>
-      <w:r>
-        <w:rPr>
-          <w:i/>
-          <w:iCs/>
-          <w:color w:val="610709"/>
-          <w:sz w:val="20"/>
-          <w:szCs w:val="20"/>
-        </w:rPr>
-        <w:t>merge, but</w:t>
-      </w:r>
-      <w:proofErr w:type="gramEnd"/>
-      <w:r>
-        <w:rPr>
-          <w:i/>
-          <w:iCs/>
-          <w:color w:val="610709"/>
-          <w:sz w:val="20"/>
-          <w:szCs w:val="20"/>
-        </w:rPr>
-        <w:t xml:space="preserve"> not cycle; this diagram shows the six functional categories in the order product typically flows between them.</w:t>
+        <w:t>Figure 4. Simplified structure of the value chain. A scenario's enterprises and links (§3.1) can branch and merge, but not cycle; this diagram shows the six functional categories in the order product typically flows between them.</w:t>
       </w:r>
     </w:p>
     <w:p>
@@ -2623,7 +2605,7 @@
         <w:keepNext/>
         <w:keepLines/>
       </w:pPr>
-      <w:bookmarkStart w:id="4" w:name="_TocS000505"/>
+      <w:bookmarkStart w:id="4" w:name="_Toc244356276"/>
       <w:r>
         <w:lastRenderedPageBreak/>
         <w:t>3. Inputs</w:t>
@@ -2637,7 +2619,7 @@
         <w:keepNext/>
         <w:keepLines/>
       </w:pPr>
-      <w:bookmarkStart w:id="5" w:name="_TocS000506"/>
+      <w:bookmarkStart w:id="5" w:name="_Toc244356277"/>
       <w:r>
         <w:t>3.1 Data</w:t>
       </w:r>
@@ -4084,7 +4066,7 @@
         <w:keepNext/>
         <w:keepLines/>
       </w:pPr>
-      <w:bookmarkStart w:id="6" w:name="_TocS000507"/>
+      <w:bookmarkStart w:id="6" w:name="_Toc244356278"/>
       <w:r>
         <w:t>3.2 Input received as SURIMI messages</w:t>
       </w:r>
@@ -4113,7 +4095,6 @@
         <w:t xml:space="preserve"> in the </w:t>
       </w:r>
       <w:hyperlink r:id="rId20" w:history="1">
-        <w:proofErr w:type="gramStart"/>
         <w:r>
           <w:rPr>
             <w:rStyle w:val="Hyperlink"/>
@@ -4122,18 +4103,7 @@
             <w:szCs w:val="20"/>
             <w:shd w:val="clear" w:color="auto" w:fill="F2F2F2"/>
           </w:rPr>
-          <w:t>surimi.v</w:t>
-        </w:r>
-        <w:proofErr w:type="gramEnd"/>
-        <w:r>
-          <w:rPr>
-            <w:rStyle w:val="Hyperlink"/>
-            <w:rFonts w:ascii="Consolas" w:hAnsi="Consolas" w:cs="Consolas"/>
-            <w:sz w:val="20"/>
-            <w:szCs w:val="20"/>
-            <w:shd w:val="clear" w:color="auto" w:fill="F2F2F2"/>
-          </w:rPr>
-          <w:t>1</w:t>
+          <w:t>surimi.v1</w:t>
         </w:r>
       </w:hyperlink>
       <w:r>
@@ -4146,22 +4116,16 @@
         <w:keepNext/>
         <w:keepLines/>
       </w:pPr>
-      <w:bookmarkStart w:id="7" w:name="_TocS000508"/>
+      <w:bookmarkStart w:id="7" w:name="_Toc244356279"/>
       <w:r>
         <w:t xml:space="preserve">3.2.1 </w:t>
       </w:r>
       <w:hyperlink r:id="rId21" w:anchor="surimi.v1.ValueChainService.InitialiseExperiment" w:history="1">
         <w:r>
-          <w:t>Initialise</w:t>
-        </w:r>
-        <w:r>
-          <w:t xml:space="preserve"> </w:t>
-        </w:r>
-        <w:r>
-          <w:t>Experiment</w:t>
-        </w:r>
+          <w:t>Initialise Experiment</w:t>
+        </w:r>
+        <w:bookmarkEnd w:id="7"/>
       </w:hyperlink>
-      <w:bookmarkEnd w:id="7"/>
     </w:p>
     <w:p>
       <w:pPr>
@@ -4444,7 +4408,6 @@
             <w:vAlign w:val="center"/>
           </w:tcPr>
           <w:p>
-            <w:proofErr w:type="gramStart"/>
             <w:r>
               <w:rPr>
                 <w:rFonts w:ascii="Consolas" w:hAnsi="Consolas" w:cs="Consolas"/>
@@ -4452,17 +4415,7 @@
                 <w:szCs w:val="16"/>
                 <w:shd w:val="clear" w:color="auto" w:fill="F2F2F2"/>
               </w:rPr>
-              <w:t>simulation.items</w:t>
-            </w:r>
-            <w:proofErr w:type="gramEnd"/>
-            <w:r>
-              <w:rPr>
-                <w:rFonts w:ascii="Consolas" w:hAnsi="Consolas" w:cs="Consolas"/>
-                <w:sz w:val="16"/>
-                <w:szCs w:val="16"/>
-                <w:shd w:val="clear" w:color="auto" w:fill="F2F2F2"/>
-              </w:rPr>
-              <w:t>.species</w:t>
+              <w:t>simulation.items.species</w:t>
             </w:r>
           </w:p>
         </w:tc>
@@ -4513,7 +4466,6 @@
             <w:vAlign w:val="center"/>
           </w:tcPr>
           <w:p>
-            <w:proofErr w:type="gramStart"/>
             <w:r>
               <w:rPr>
                 <w:rFonts w:ascii="Consolas" w:hAnsi="Consolas" w:cs="Consolas"/>
@@ -4521,17 +4473,7 @@
                 <w:szCs w:val="16"/>
                 <w:shd w:val="clear" w:color="auto" w:fill="F2F2F2"/>
               </w:rPr>
-              <w:t>simulation.items</w:t>
-            </w:r>
-            <w:proofErr w:type="gramEnd"/>
-            <w:r>
-              <w:rPr>
-                <w:rFonts w:ascii="Consolas" w:hAnsi="Consolas" w:cs="Consolas"/>
-                <w:sz w:val="16"/>
-                <w:szCs w:val="16"/>
-                <w:shd w:val="clear" w:color="auto" w:fill="F2F2F2"/>
-              </w:rPr>
-              <w:t>.markets</w:t>
+              <w:t>simulation.items.markets</w:t>
             </w:r>
           </w:p>
         </w:tc>
@@ -4569,7 +4511,6 @@
             <w:vAlign w:val="center"/>
           </w:tcPr>
           <w:p>
-            <w:proofErr w:type="gramStart"/>
             <w:r>
               <w:rPr>
                 <w:rFonts w:ascii="Consolas" w:hAnsi="Consolas" w:cs="Consolas"/>
@@ -4578,17 +4519,7 @@
                 <w:shd w:val="clear" w:color="auto" w:fill="F2F2F2"/>
               </w:rPr>
               <w:lastRenderedPageBreak/>
-              <w:t>simulation.items</w:t>
-            </w:r>
-            <w:proofErr w:type="gramEnd"/>
-            <w:r>
-              <w:rPr>
-                <w:rFonts w:ascii="Consolas" w:hAnsi="Consolas" w:cs="Consolas"/>
-                <w:sz w:val="16"/>
-                <w:szCs w:val="16"/>
-                <w:shd w:val="clear" w:color="auto" w:fill="F2F2F2"/>
-              </w:rPr>
-              <w:t>.fleet_segments</w:t>
+              <w:t>simulation.items.fleet_segments</w:t>
             </w:r>
           </w:p>
         </w:tc>
@@ -4639,7 +4570,6 @@
             <w:vAlign w:val="center"/>
           </w:tcPr>
           <w:p>
-            <w:proofErr w:type="gramStart"/>
             <w:r>
               <w:rPr>
                 <w:rFonts w:ascii="Consolas" w:hAnsi="Consolas" w:cs="Consolas"/>
@@ -4647,9 +4577,11 @@
                 <w:szCs w:val="16"/>
                 <w:shd w:val="clear" w:color="auto" w:fill="F2F2F2"/>
               </w:rPr>
-              <w:t>simulation.items</w:t>
-            </w:r>
-            <w:proofErr w:type="gramEnd"/>
+              <w:t>simulation.items.currencies</w:t>
+            </w:r>
+            <w:r>
+              <w:t xml:space="preserve">, </w:t>
+            </w:r>
             <w:r>
               <w:rPr>
                 <w:rFonts w:ascii="Consolas" w:hAnsi="Consolas" w:cs="Consolas"/>
@@ -4657,30 +4589,7 @@
                 <w:szCs w:val="16"/>
                 <w:shd w:val="clear" w:color="auto" w:fill="F2F2F2"/>
               </w:rPr>
-              <w:t>.currencies</w:t>
-            </w:r>
-            <w:proofErr w:type="gramStart"/>
-            <w:r>
-              <w:t xml:space="preserve">, </w:t>
-            </w:r>
-            <w:r>
-              <w:rPr>
-                <w:rFonts w:ascii="Consolas" w:hAnsi="Consolas" w:cs="Consolas"/>
-                <w:sz w:val="16"/>
-                <w:szCs w:val="16"/>
-                <w:shd w:val="clear" w:color="auto" w:fill="F2F2F2"/>
-              </w:rPr>
-              <w:t>.price</w:t>
-            </w:r>
-            <w:proofErr w:type="gramEnd"/>
-            <w:r>
-              <w:rPr>
-                <w:rFonts w:ascii="Consolas" w:hAnsi="Consolas" w:cs="Consolas"/>
-                <w:sz w:val="16"/>
-                <w:szCs w:val="16"/>
-                <w:shd w:val="clear" w:color="auto" w:fill="F2F2F2"/>
-              </w:rPr>
-              <w:t>_categories</w:t>
+              <w:t>.price_categories</w:t>
             </w:r>
           </w:p>
         </w:tc>
@@ -4739,28 +4648,16 @@
         <w:keepNext/>
         <w:keepLines/>
       </w:pPr>
-      <w:bookmarkStart w:id="8" w:name="_TocS000509"/>
+      <w:bookmarkStart w:id="8" w:name="_Toc244356280"/>
       <w:r>
         <w:t xml:space="preserve">3.2.2 </w:t>
       </w:r>
       <w:hyperlink r:id="rId24" w:anchor="surimi.v1.ValueChainService.UpdateSalesStatistics" w:history="1">
         <w:r>
-          <w:t>Update</w:t>
-        </w:r>
-        <w:r>
-          <w:t xml:space="preserve"> </w:t>
-        </w:r>
-        <w:r>
-          <w:t>Sales</w:t>
-        </w:r>
-        <w:r>
-          <w:t xml:space="preserve"> </w:t>
-        </w:r>
-        <w:r>
-          <w:t>Statistics</w:t>
-        </w:r>
+          <w:t>Update Sales Statistics</w:t>
+        </w:r>
+        <w:bookmarkEnd w:id="8"/>
       </w:hyperlink>
-      <w:bookmarkEnd w:id="8"/>
     </w:p>
     <w:p>
       <w:pPr>
@@ -4926,27 +4823,7 @@
                 <w:szCs w:val="16"/>
                 <w:shd w:val="clear" w:color="auto" w:fill="F2F2F2"/>
               </w:rPr>
-              <w:t>sales_statistics_</w:t>
-            </w:r>
-            <w:proofErr w:type="gramStart"/>
-            <w:r>
-              <w:rPr>
-                <w:rFonts w:ascii="Consolas" w:hAnsi="Consolas" w:cs="Consolas"/>
-                <w:sz w:val="16"/>
-                <w:szCs w:val="16"/>
-                <w:shd w:val="clear" w:color="auto" w:fill="F2F2F2"/>
-              </w:rPr>
-              <w:t>summary.market</w:t>
-            </w:r>
-            <w:proofErr w:type="gramEnd"/>
-            <w:r>
-              <w:rPr>
-                <w:rFonts w:ascii="Consolas" w:hAnsi="Consolas" w:cs="Consolas"/>
-                <w:sz w:val="16"/>
-                <w:szCs w:val="16"/>
-                <w:shd w:val="clear" w:color="auto" w:fill="F2F2F2"/>
-              </w:rPr>
-              <w:t>_sales_statistics</w:t>
+              <w:t>sales_statistics_summary.market_sales_statistics</w:t>
             </w:r>
           </w:p>
         </w:tc>
@@ -4994,7 +4871,7 @@
         <w:keepNext/>
         <w:keepLines/>
       </w:pPr>
-      <w:bookmarkStart w:id="9" w:name="_TocS000510"/>
+      <w:bookmarkStart w:id="9" w:name="_Toc244356281"/>
       <w:r>
         <w:t>3.3 Control messages as SURIMI messages</w:t>
       </w:r>
@@ -5014,22 +4891,16 @@
         <w:keepNext/>
         <w:keepLines/>
       </w:pPr>
-      <w:bookmarkStart w:id="10" w:name="_TocS000511"/>
+      <w:bookmarkStart w:id="10" w:name="_Toc244356282"/>
       <w:r>
         <w:t xml:space="preserve">3.3.1 </w:t>
       </w:r>
       <w:hyperlink r:id="rId27" w:anchor="surimi.v1.ValueChainService.FinaliseExperiment" w:history="1">
         <w:r>
-          <w:t>Finalise</w:t>
-        </w:r>
-        <w:r>
-          <w:t xml:space="preserve"> </w:t>
-        </w:r>
-        <w:r>
-          <w:t>Experiment</w:t>
-        </w:r>
+          <w:t>Finalise Experiment</w:t>
+        </w:r>
+        <w:bookmarkEnd w:id="10"/>
       </w:hyperlink>
-      <w:bookmarkEnd w:id="10"/>
     </w:p>
     <w:p>
       <w:pPr>
@@ -5045,22 +4916,16 @@
         <w:keepNext/>
         <w:keepLines/>
       </w:pPr>
-      <w:bookmarkStart w:id="11" w:name="_TocS000512"/>
+      <w:bookmarkStart w:id="11" w:name="_Toc244356283"/>
       <w:r>
         <w:t xml:space="preserve">3.3.2 </w:t>
       </w:r>
       <w:hyperlink r:id="rId28" w:anchor="surimi.v1.ValueChainService.CancelExperiment" w:history="1">
         <w:r>
-          <w:t>Cancel</w:t>
-        </w:r>
-        <w:r>
-          <w:t xml:space="preserve"> </w:t>
-        </w:r>
-        <w:r>
-          <w:t>Experiment</w:t>
-        </w:r>
+          <w:t>Cancel Experiment</w:t>
+        </w:r>
+        <w:bookmarkEnd w:id="11"/>
       </w:hyperlink>
-      <w:bookmarkEnd w:id="11"/>
     </w:p>
     <w:p>
       <w:pPr>
@@ -5076,29 +4941,17 @@
         <w:keepNext/>
         <w:keepLines/>
       </w:pPr>
-      <w:bookmarkStart w:id="12" w:name="_TocS000513"/>
+      <w:bookmarkStart w:id="12" w:name="_Toc244356284"/>
       <w:r>
         <w:lastRenderedPageBreak/>
         <w:t xml:space="preserve">3.3.3 </w:t>
       </w:r>
       <w:hyperlink r:id="rId29" w:anchor="surimi.v1.ValueChainService.GetProtocolVersion" w:history="1">
         <w:r>
-          <w:t>Get</w:t>
-        </w:r>
-        <w:r>
-          <w:t xml:space="preserve"> </w:t>
-        </w:r>
-        <w:r>
-          <w:t>Protocol</w:t>
-        </w:r>
-        <w:r>
-          <w:t xml:space="preserve"> </w:t>
-        </w:r>
-        <w:r>
-          <w:t>Version</w:t>
-        </w:r>
+          <w:t>Get Protocol Version</w:t>
+        </w:r>
+        <w:bookmarkEnd w:id="12"/>
       </w:hyperlink>
-      <w:bookmarkEnd w:id="12"/>
     </w:p>
     <w:p>
       <w:pPr>
@@ -5115,7 +4968,7 @@
         <w:keepNext/>
         <w:keepLines/>
       </w:pPr>
-      <w:bookmarkStart w:id="13" w:name="_TocS000514"/>
+      <w:bookmarkStart w:id="13" w:name="_Toc244356285"/>
       <w:r>
         <w:t>4. Outputs</w:t>
       </w:r>
@@ -5148,28 +5001,16 @@
         <w:keepNext/>
         <w:keepLines/>
       </w:pPr>
-      <w:bookmarkStart w:id="14" w:name="_TocS000515"/>
+      <w:bookmarkStart w:id="14" w:name="_Toc244356286"/>
       <w:r>
         <w:t xml:space="preserve">4.1 </w:t>
       </w:r>
       <w:hyperlink r:id="rId30" w:anchor="surimi.v1.ValueChainService.GetValueChain" w:history="1">
         <w:r>
-          <w:t>Get</w:t>
-        </w:r>
-        <w:r>
-          <w:t xml:space="preserve"> </w:t>
-        </w:r>
-        <w:r>
-          <w:t>Value</w:t>
-        </w:r>
-        <w:r>
-          <w:t xml:space="preserve"> </w:t>
-        </w:r>
-        <w:r>
-          <w:t>Chain</w:t>
-        </w:r>
+          <w:t>Get Value Chain</w:t>
+        </w:r>
+        <w:bookmarkEnd w:id="14"/>
       </w:hyperlink>
-      <w:bookmarkEnd w:id="14"/>
     </w:p>
     <w:p>
       <w:pPr>
@@ -5280,7 +5121,6 @@
             <w:vAlign w:val="center"/>
           </w:tcPr>
           <w:p>
-            <w:proofErr w:type="gramStart"/>
             <w:r>
               <w:rPr>
                 <w:rFonts w:ascii="Consolas" w:hAnsi="Consolas" w:cs="Consolas"/>
@@ -5290,7 +5130,6 @@
               </w:rPr>
               <w:t>values[].type</w:t>
             </w:r>
-            <w:proofErr w:type="gramEnd"/>
           </w:p>
         </w:tc>
         <w:tc>
@@ -5321,7 +5160,6 @@
             <w:vAlign w:val="center"/>
           </w:tcPr>
           <w:p>
-            <w:proofErr w:type="gramStart"/>
             <w:r>
               <w:rPr>
                 <w:rFonts w:ascii="Consolas" w:hAnsi="Consolas" w:cs="Consolas"/>
@@ -5341,9 +5179,11 @@
                 <w:szCs w:val="16"/>
                 <w:shd w:val="clear" w:color="auto" w:fill="F2F2F2"/>
               </w:rPr>
-              <w:t>.production</w:t>
-            </w:r>
-            <w:proofErr w:type="gramEnd"/>
+              <w:t>.production_live_weight</w:t>
+            </w:r>
+            <w:r>
+              <w:t xml:space="preserve">, </w:t>
+            </w:r>
             <w:r>
               <w:rPr>
                 <w:rFonts w:ascii="Consolas" w:hAnsi="Consolas" w:cs="Consolas"/>
@@ -5351,9 +5191,8 @@
                 <w:szCs w:val="16"/>
                 <w:shd w:val="clear" w:color="auto" w:fill="F2F2F2"/>
               </w:rPr>
-              <w:t>_live_weight</w:t>
-            </w:r>
-            <w:proofErr w:type="gramStart"/>
+              <w:t>.production_value</w:t>
+            </w:r>
             <w:r>
               <w:t xml:space="preserve">, </w:t>
             </w:r>
@@ -5364,9 +5203,37 @@
                 <w:szCs w:val="16"/>
                 <w:shd w:val="clear" w:color="auto" w:fill="F2F2F2"/>
               </w:rPr>
-              <w:t>.production</w:t>
-            </w:r>
-            <w:proofErr w:type="gramEnd"/>
+              <w:t>.other_production_value</w:t>
+            </w:r>
+          </w:p>
+        </w:tc>
+        <w:tc>
+          <w:tcPr>
+            <w:tcW w:w="6611" w:type="dxa"/>
+            <w:vAlign w:val="center"/>
+          </w:tcPr>
+          <w:p>
+            <w:pPr>
+              <w:cnfStyle w:val="000000100000" w:firstRow="0" w:lastRow="0" w:firstColumn="0" w:lastColumn="0" w:oddVBand="0" w:evenVBand="0" w:oddHBand="1" w:evenHBand="0" w:firstRowFirstColumn="0" w:firstRowLastColumn="0" w:lastRowFirstColumn="0" w:lastRowLastColumn="0"/>
+            </w:pPr>
+            <w:r>
+              <w:t>Production volume, live-weight equivalent and value for the category</w:t>
+            </w:r>
+          </w:p>
+        </w:tc>
+      </w:tr>
+      <w:tr>
+        <w:trPr>
+          <w:cantSplit/>
+          <w:trHeight w:val="340"/>
+        </w:trPr>
+        <w:tc>
+          <w:tcPr>
+            <w:cnfStyle w:val="001000000000" w:firstRow="0" w:lastRow="0" w:firstColumn="1" w:lastColumn="0" w:oddVBand="0" w:evenVBand="0" w:oddHBand="0" w:evenHBand="0" w:firstRowFirstColumn="0" w:firstRowLastColumn="0" w:lastRowFirstColumn="0" w:lastRowLastColumn="0"/>
+            <w:tcW w:w="2405" w:type="dxa"/>
+            <w:vAlign w:val="center"/>
+          </w:tcPr>
+          <w:p>
             <w:r>
               <w:rPr>
                 <w:rFonts w:ascii="Consolas" w:hAnsi="Consolas" w:cs="Consolas"/>
@@ -5374,81 +5241,8 @@
                 <w:szCs w:val="16"/>
                 <w:shd w:val="clear" w:color="auto" w:fill="F2F2F2"/>
               </w:rPr>
-              <w:t>_value</w:t>
-            </w:r>
-            <w:proofErr w:type="gramStart"/>
-            <w:r>
-              <w:t xml:space="preserve">, </w:t>
-            </w:r>
-            <w:r>
-              <w:rPr>
-                <w:rFonts w:ascii="Consolas" w:hAnsi="Consolas" w:cs="Consolas"/>
-                <w:sz w:val="16"/>
-                <w:szCs w:val="16"/>
-                <w:shd w:val="clear" w:color="auto" w:fill="F2F2F2"/>
-              </w:rPr>
-              <w:t>.other</w:t>
-            </w:r>
-            <w:proofErr w:type="gramEnd"/>
-            <w:r>
-              <w:rPr>
-                <w:rFonts w:ascii="Consolas" w:hAnsi="Consolas" w:cs="Consolas"/>
-                <w:sz w:val="16"/>
-                <w:szCs w:val="16"/>
-                <w:shd w:val="clear" w:color="auto" w:fill="F2F2F2"/>
-              </w:rPr>
-              <w:t>_production_value</w:t>
-            </w:r>
-          </w:p>
-        </w:tc>
-        <w:tc>
-          <w:tcPr>
-            <w:tcW w:w="6611" w:type="dxa"/>
-            <w:vAlign w:val="center"/>
-          </w:tcPr>
-          <w:p>
-            <w:pPr>
-              <w:cnfStyle w:val="000000100000" w:firstRow="0" w:lastRow="0" w:firstColumn="0" w:lastColumn="0" w:oddVBand="0" w:evenVBand="0" w:oddHBand="1" w:evenHBand="0" w:firstRowFirstColumn="0" w:firstRowLastColumn="0" w:lastRowFirstColumn="0" w:lastRowLastColumn="0"/>
-            </w:pPr>
-            <w:r>
-              <w:t>Production volume, live-weight equivalent and value for the category</w:t>
-            </w:r>
-          </w:p>
-        </w:tc>
-      </w:tr>
-      <w:tr>
-        <w:trPr>
-          <w:cantSplit/>
-          <w:trHeight w:val="340"/>
-        </w:trPr>
-        <w:tc>
-          <w:tcPr>
-            <w:cnfStyle w:val="001000000000" w:firstRow="0" w:lastRow="0" w:firstColumn="1" w:lastColumn="0" w:oddVBand="0" w:evenVBand="0" w:oddHBand="0" w:evenHBand="0" w:firstRowFirstColumn="0" w:firstRowLastColumn="0" w:lastRowFirstColumn="0" w:lastRowLastColumn="0"/>
-            <w:tcW w:w="2405" w:type="dxa"/>
-            <w:vAlign w:val="center"/>
-          </w:tcPr>
-          <w:p>
-            <w:proofErr w:type="gramStart"/>
-            <w:r>
-              <w:rPr>
-                <w:rFonts w:ascii="Consolas" w:hAnsi="Consolas" w:cs="Consolas"/>
-                <w:sz w:val="16"/>
-                <w:szCs w:val="16"/>
-                <w:shd w:val="clear" w:color="auto" w:fill="F2F2F2"/>
-              </w:rPr>
-              <w:t>values[].ticket</w:t>
-            </w:r>
-            <w:proofErr w:type="gramEnd"/>
-            <w:r>
-              <w:rPr>
-                <w:rFonts w:ascii="Consolas" w:hAnsi="Consolas" w:cs="Consolas"/>
-                <w:sz w:val="16"/>
-                <w:szCs w:val="16"/>
-                <w:shd w:val="clear" w:color="auto" w:fill="F2F2F2"/>
-              </w:rPr>
-              <w:t>_revenue</w:t>
-            </w:r>
-            <w:proofErr w:type="gramStart"/>
+              <w:t>values[].ticket_revenue</w:t>
+            </w:r>
             <w:r>
               <w:t xml:space="preserve">, </w:t>
             </w:r>
@@ -5471,17 +5265,7 @@
                 <w:szCs w:val="16"/>
                 <w:shd w:val="clear" w:color="auto" w:fill="F2F2F2"/>
               </w:rPr>
-              <w:t>.saleries</w:t>
-            </w:r>
-            <w:proofErr w:type="gramEnd"/>
-            <w:r>
-              <w:rPr>
-                <w:rFonts w:ascii="Consolas" w:hAnsi="Consolas" w:cs="Consolas"/>
-                <w:sz w:val="16"/>
-                <w:szCs w:val="16"/>
-                <w:shd w:val="clear" w:color="auto" w:fill="F2F2F2"/>
-              </w:rPr>
-              <w:t>_shares</w:t>
+              <w:t>.saleries_shares</w:t>
             </w:r>
           </w:p>
         </w:tc>
@@ -5525,7 +5309,6 @@
             <w:vAlign w:val="center"/>
           </w:tcPr>
           <w:p>
-            <w:proofErr w:type="gramStart"/>
             <w:r>
               <w:rPr>
                 <w:rFonts w:ascii="Consolas" w:hAnsi="Consolas" w:cs="Consolas"/>
@@ -5533,9 +5316,11 @@
                 <w:szCs w:val="16"/>
                 <w:shd w:val="clear" w:color="auto" w:fill="F2F2F2"/>
               </w:rPr>
-              <w:t>values[].input</w:t>
-            </w:r>
-            <w:proofErr w:type="gramEnd"/>
+              <w:t>values[].input_fish</w:t>
+            </w:r>
+            <w:r>
+              <w:t xml:space="preserve">, </w:t>
+            </w:r>
             <w:r>
               <w:rPr>
                 <w:rFonts w:ascii="Consolas" w:hAnsi="Consolas" w:cs="Consolas"/>
@@ -5543,32 +5328,8 @@
                 <w:szCs w:val="16"/>
                 <w:shd w:val="clear" w:color="auto" w:fill="F2F2F2"/>
               </w:rPr>
-              <w:t>_fish</w:t>
-            </w:r>
-            <w:proofErr w:type="gramStart"/>
-            <w:r>
-              <w:t xml:space="preserve">, </w:t>
-            </w:r>
-            <w:r>
-              <w:rPr>
-                <w:rFonts w:ascii="Consolas" w:hAnsi="Consolas" w:cs="Consolas"/>
-                <w:sz w:val="16"/>
-                <w:szCs w:val="16"/>
-                <w:shd w:val="clear" w:color="auto" w:fill="F2F2F2"/>
-              </w:rPr>
-              <w:t>.input</w:t>
-            </w:r>
-            <w:proofErr w:type="gramEnd"/>
-            <w:r>
-              <w:rPr>
-                <w:rFonts w:ascii="Consolas" w:hAnsi="Consolas" w:cs="Consolas"/>
-                <w:sz w:val="16"/>
-                <w:szCs w:val="16"/>
-                <w:shd w:val="clear" w:color="auto" w:fill="F2F2F2"/>
-              </w:rPr>
-              <w:t>_other</w:t>
-            </w:r>
-            <w:proofErr w:type="gramStart"/>
+              <w:t>.input_other</w:t>
+            </w:r>
             <w:r>
               <w:t xml:space="preserve">, </w:t>
             </w:r>
@@ -5593,7 +5354,6 @@
               </w:rPr>
               <w:t>.overhead</w:t>
             </w:r>
-            <w:proofErr w:type="gramEnd"/>
           </w:p>
         </w:tc>
         <w:tc>
@@ -5623,7 +5383,6 @@
             <w:vAlign w:val="center"/>
           </w:tcPr>
           <w:p>
-            <w:proofErr w:type="gramStart"/>
             <w:r>
               <w:rPr>
                 <w:rFonts w:ascii="Consolas" w:hAnsi="Consolas" w:cs="Consolas"/>
@@ -5631,17 +5390,7 @@
                 <w:szCs w:val="16"/>
                 <w:shd w:val="clear" w:color="auto" w:fill="F2F2F2"/>
               </w:rPr>
-              <w:t>values[</w:t>
-            </w:r>
-            <w:proofErr w:type="gramEnd"/>
-            <w:r>
-              <w:rPr>
-                <w:rFonts w:ascii="Consolas" w:hAnsi="Consolas" w:cs="Consolas"/>
-                <w:sz w:val="16"/>
-                <w:szCs w:val="16"/>
-                <w:shd w:val="clear" w:color="auto" w:fill="F2F2F2"/>
-              </w:rPr>
-              <w:t>].jobs_female</w:t>
+              <w:t>values[].jobs_female</w:t>
             </w:r>
             <w:r>
               <w:t xml:space="preserve">, </w:t>
@@ -5655,7 +5404,6 @@
               </w:rPr>
               <w:t>.jobs_male</w:t>
             </w:r>
-            <w:proofErr w:type="gramStart"/>
             <w:r>
               <w:t xml:space="preserve">, </w:t>
             </w:r>
@@ -5666,9 +5414,11 @@
                 <w:szCs w:val="16"/>
                 <w:shd w:val="clear" w:color="auto" w:fill="F2F2F2"/>
               </w:rPr>
-              <w:t>.worker</w:t>
-            </w:r>
-            <w:proofErr w:type="gramEnd"/>
+              <w:t>.worker_dependents</w:t>
+            </w:r>
+            <w:r>
+              <w:t xml:space="preserve">, </w:t>
+            </w:r>
             <w:r>
               <w:rPr>
                 <w:rFonts w:ascii="Consolas" w:hAnsi="Consolas" w:cs="Consolas"/>
@@ -5676,30 +5426,7 @@
                 <w:szCs w:val="16"/>
                 <w:shd w:val="clear" w:color="auto" w:fill="F2F2F2"/>
               </w:rPr>
-              <w:t>_dependents</w:t>
-            </w:r>
-            <w:proofErr w:type="gramStart"/>
-            <w:r>
-              <w:t xml:space="preserve">, </w:t>
-            </w:r>
-            <w:r>
-              <w:rPr>
-                <w:rFonts w:ascii="Consolas" w:hAnsi="Consolas" w:cs="Consolas"/>
-                <w:sz w:val="16"/>
-                <w:szCs w:val="16"/>
-                <w:shd w:val="clear" w:color="auto" w:fill="F2F2F2"/>
-              </w:rPr>
-              <w:t>.owner</w:t>
-            </w:r>
-            <w:proofErr w:type="gramEnd"/>
-            <w:r>
-              <w:rPr>
-                <w:rFonts w:ascii="Consolas" w:hAnsi="Consolas" w:cs="Consolas"/>
-                <w:sz w:val="16"/>
-                <w:szCs w:val="16"/>
-                <w:shd w:val="clear" w:color="auto" w:fill="F2F2F2"/>
-              </w:rPr>
-              <w:t>_dependents</w:t>
+              <w:t>.owner_dependents</w:t>
             </w:r>
           </w:p>
         </w:tc>
@@ -6153,25 +5880,7 @@
             <w:rFonts w:asciiTheme="minorHAnsi" w:hAnsiTheme="minorHAnsi" w:cstheme="minorHAnsi"/>
             <w:color w:val="FFFFFF" w:themeColor="background1"/>
           </w:rPr>
-          <w:t>@surimi-</w:t>
-        </w:r>
-        <w:proofErr w:type="gramStart"/>
-        <w:r>
-          <w:rPr>
-            <w:rStyle w:val="Hyperlink"/>
-            <w:rFonts w:asciiTheme="minorHAnsi" w:hAnsiTheme="minorHAnsi" w:cstheme="minorHAnsi"/>
-            <w:color w:val="FFFFFF" w:themeColor="background1"/>
-          </w:rPr>
-          <w:t>project.bsky</w:t>
-        </w:r>
-        <w:proofErr w:type="gramEnd"/>
-        <w:r>
-          <w:rPr>
-            <w:rStyle w:val="Hyperlink"/>
-            <w:rFonts w:asciiTheme="minorHAnsi" w:hAnsiTheme="minorHAnsi" w:cstheme="minorHAnsi"/>
-            <w:color w:val="FFFFFF" w:themeColor="background1"/>
-          </w:rPr>
-          <w:t>.social</w:t>
+          <w:t>@surimi-project.bsky.social</w:t>
         </w:r>
       </w:hyperlink>
       <w:r>
@@ -6245,6 +5954,11 @@
         <w:docPartUnique/>
       </w:docPartObj>
     </w:sdtPr>
+    <w:sdtEndPr>
+      <w:rPr>
+        <w:rStyle w:val="PageNumber"/>
+      </w:rPr>
+    </w:sdtEndPr>
     <w:sdtContent>
       <w:p>
         <w:pPr>
@@ -6297,6 +6011,11 @@
         <w:docPartUnique/>
       </w:docPartObj>
     </w:sdtPr>
+    <w:sdtEndPr>
+      <w:rPr>
+        <w:rStyle w:val="PageNumber"/>
+      </w:rPr>
+    </w:sdtEndPr>
     <w:sdtContent>
       <w:p>
         <w:pPr>
@@ -6620,7 +6339,7 @@
             </wp:anchor>
           </w:drawing>
         </mc:Choice>
-        <mc:Fallback xmlns:a="http://schemas.openxmlformats.org/drawingml/2006/main" xmlns:pic="http://schemas.openxmlformats.org/drawingml/2006/picture" xmlns:a14="http://schemas.microsoft.com/office/drawing/2010/main">
+        <mc:Fallback xmlns:a14="http://schemas.microsoft.com/office/drawing/2010/main" xmlns:pic="http://schemas.openxmlformats.org/drawingml/2006/picture" xmlns:a="http://schemas.openxmlformats.org/drawingml/2006/main">
           <w:pict>
             <v:rect id="Rectangle 5" style="position:absolute;margin-left:-68.75pt;margin-top:177.1pt;width:615.1pt;height:14.15pt;z-index:251827712;visibility:visible;mso-wrap-style:square;mso-width-percent:0;mso-height-percent:0;mso-wrap-distance-left:9pt;mso-wrap-distance-top:0;mso-wrap-distance-right:9pt;mso-wrap-distance-bottom:0;mso-position-horizontal:absolute;mso-position-horizontal-relative:text;mso-position-vertical:absolute;mso-position-vertical-relative:text;mso-width-percent:0;mso-height-percent:0;mso-width-relative:margin;mso-height-relative:margin;v-text-anchor:middle" o:spid="_x0000_s1026" fillcolor="#f15852" stroked="f" strokeweight="1pt" w14:anchorId="27FE8BF7" o:gfxdata="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"/>
           </w:pict>
@@ -6773,7 +6492,7 @@
             </wp:anchor>
           </w:drawing>
         </mc:Choice>
-        <mc:Fallback xmlns:a="http://schemas.openxmlformats.org/drawingml/2006/main" xmlns:pic="http://schemas.openxmlformats.org/drawingml/2006/picture" xmlns:a14="http://schemas.microsoft.com/office/drawing/2010/main">
+        <mc:Fallback xmlns:a14="http://schemas.microsoft.com/office/drawing/2010/main" xmlns:pic="http://schemas.openxmlformats.org/drawingml/2006/picture" xmlns:a="http://schemas.openxmlformats.org/drawingml/2006/main">
           <w:pict>
             <v:rect id="Rectangle 195" style="position:absolute;left:0;text-align:left;margin-left:-.95pt;margin-top:181.35pt;width:598.1pt;height:486.1pt;z-index:-251714048;visibility:visible;mso-wrap-style:square;mso-width-percent:0;mso-height-percent:0;mso-wrap-distance-left:9pt;mso-wrap-distance-top:0;mso-wrap-distance-right:9pt;mso-wrap-distance-bottom:0;mso-position-horizontal:absolute;mso-position-horizontal-relative:page;mso-position-vertical:absolute;mso-position-vertical-relative:text;mso-width-percent:0;mso-height-percent:0;mso-width-relative:margin;mso-height-relative:margin;v-text-anchor:bottom" o:spid="_x0000_s1026" fillcolor="#c40f14 [3204]" stroked="f" strokeweight="1pt" w14:anchorId="66D2A8E5" o:gfxdata="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">
               <v:textbox inset="36pt,57.6pt,36pt,36pt">
@@ -9253,17 +8972,19 @@
 </file>
 
 <file path=customXml/item1.xml><?xml version="1.0" encoding="utf-8"?>
-<p:properties xmlns:p="http://schemas.microsoft.com/office/2006/metadata/properties" xmlns:xsi="http://www.w3.org/2001/XMLSchema-instance" xmlns:pc="http://schemas.microsoft.com/office/infopath/2007/PartnerControls">
-  <documentManagement>
-    <lcf76f155ced4ddcb4097134ff3c332f xmlns="8ec8bf30-ae84-4ee6-8563-ef353822da9f">
-      <Terms xmlns="http://schemas.microsoft.com/office/infopath/2007/PartnerControls"/>
-    </lcf76f155ced4ddcb4097134ff3c332f>
-    <TaxCatchAll xmlns="c00bae5a-3b36-4533-92b3-e4089a8077bd" xsi:nil="true"/>
-  </documentManagement>
-</p:properties>
+<b:Sources xmlns:b="http://schemas.openxmlformats.org/officeDocument/2006/bibliography" xmlns="http://schemas.openxmlformats.org/officeDocument/2006/bibliography" SelectedStyle="\APASixthEditionOfficeOnline.xsl" StyleName="APA" Version="6"/>
 </file>
 
 <file path=customXml/item2.xml><?xml version="1.0" encoding="utf-8"?>
+<?mso-contentType ?>
+<FormTemplates xmlns="http://schemas.microsoft.com/sharepoint/v3/contenttype/forms">
+  <Display>DocumentLibraryForm</Display>
+  <Edit>DocumentLibraryForm</Edit>
+  <New>DocumentLibraryForm</New>
+</FormTemplates>
+</file>
+
+<file path=customXml/item3.xml><?xml version="1.0" encoding="utf-8"?>
 <ct:contentTypeSchema xmlns:ct="http://schemas.microsoft.com/office/2006/metadata/contentType" xmlns:ma="http://schemas.microsoft.com/office/2006/metadata/properties/metaAttributes" ct:_="" ma:_="" ma:contentTypeName="Document" ma:contentTypeID="0x0101008827DE5994703046BF5BAAA9984544DA" ma:contentTypeVersion="13" ma:contentTypeDescription="Create a new document." ma:contentTypeScope="" ma:versionID="c0d8a888f249fa3822f1351c43368e7d">
   <xsd:schema xmlns:xsd="http://www.w3.org/2001/XMLSchema" xmlns:xs="http://www.w3.org/2001/XMLSchema" xmlns:p="http://schemas.microsoft.com/office/2006/metadata/properties" xmlns:ns2="8ec8bf30-ae84-4ee6-8563-ef353822da9f" xmlns:ns3="c00bae5a-3b36-4533-92b3-e4089a8077bd" targetNamespace="http://schemas.microsoft.com/office/2006/metadata/properties" ma:root="true" ma:fieldsID="c9d04544661a3d10c547b7efaca18eb5" ns2:_="" ns3:_="">
     <xsd:import namespace="8ec8bf30-ae84-4ee6-8563-ef353822da9f"/>
@@ -9470,31 +9191,34 @@
 </ct:contentTypeSchema>
 </file>
 
-<file path=customXml/item3.xml><?xml version="1.0" encoding="utf-8"?>
-<?mso-contentType ?>
-<FormTemplates xmlns="http://schemas.microsoft.com/sharepoint/v3/contenttype/forms">
-  <Display>DocumentLibraryForm</Display>
-  <Edit>DocumentLibraryForm</Edit>
-  <New>DocumentLibraryForm</New>
-</FormTemplates>
-</file>
-
 <file path=customXml/item4.xml><?xml version="1.0" encoding="utf-8"?>
-<b:Sources xmlns:b="http://schemas.openxmlformats.org/officeDocument/2006/bibliography" xmlns="http://schemas.openxmlformats.org/officeDocument/2006/bibliography" SelectedStyle="\APASixthEditionOfficeOnline.xsl" StyleName="APA" Version="6"/>
+<p:properties xmlns:p="http://schemas.microsoft.com/office/2006/metadata/properties" xmlns:xsi="http://www.w3.org/2001/XMLSchema-instance" xmlns:pc="http://schemas.microsoft.com/office/infopath/2007/PartnerControls">
+  <documentManagement>
+    <lcf76f155ced4ddcb4097134ff3c332f xmlns="8ec8bf30-ae84-4ee6-8563-ef353822da9f">
+      <Terms xmlns="http://schemas.microsoft.com/office/infopath/2007/PartnerControls"/>
+    </lcf76f155ced4ddcb4097134ff3c332f>
+    <TaxCatchAll xmlns="c00bae5a-3b36-4533-92b3-e4089a8077bd" xsi:nil="true"/>
+  </documentManagement>
+</p:properties>
 </file>
 
 <file path=customXml/itemProps1.xml><?xml version="1.0" encoding="utf-8"?>
-<ds:datastoreItem xmlns:ds="http://schemas.openxmlformats.org/officeDocument/2006/customXml" ds:itemID="{C80FDC1E-AEAD-4C53-B551-73D954C1A7C4}">
+<ds:datastoreItem xmlns:ds="http://schemas.openxmlformats.org/officeDocument/2006/customXml" ds:itemID="{7ADB581E-5879-4DDD-88AD-E94D3DF65575}">
   <ds:schemaRefs>
-    <ds:schemaRef ds:uri="http://schemas.microsoft.com/office/2006/metadata/properties"/>
-    <ds:schemaRef ds:uri="http://schemas.microsoft.com/office/infopath/2007/PartnerControls"/>
-    <ds:schemaRef ds:uri="8ec8bf30-ae84-4ee6-8563-ef353822da9f"/>
-    <ds:schemaRef ds:uri="c00bae5a-3b36-4533-92b3-e4089a8077bd"/>
+    <ds:schemaRef ds:uri="http://schemas.openxmlformats.org/officeDocument/2006/bibliography"/>
   </ds:schemaRefs>
 </ds:datastoreItem>
 </file>
 
 <file path=customXml/itemProps2.xml><?xml version="1.0" encoding="utf-8"?>
+<ds:datastoreItem xmlns:ds="http://schemas.openxmlformats.org/officeDocument/2006/customXml" ds:itemID="{50F95D34-3D48-4F65-9662-AFE39A45341E}">
+  <ds:schemaRefs>
+    <ds:schemaRef ds:uri="http://schemas.microsoft.com/sharepoint/v3/contenttype/forms"/>
+  </ds:schemaRefs>
+</ds:datastoreItem>
+</file>
+
+<file path=customXml/itemProps3.xml><?xml version="1.0" encoding="utf-8"?>
 <ds:datastoreItem xmlns:ds="http://schemas.openxmlformats.org/officeDocument/2006/customXml" ds:itemID="{DB525317-5CD9-43DE-B26B-391042689E36}">
   <ds:schemaRefs>
     <ds:schemaRef ds:uri="http://schemas.microsoft.com/office/2006/metadata/contentType"/>
@@ -9513,18 +9237,13 @@
 </ds:datastoreItem>
 </file>
 
-<file path=customXml/itemProps3.xml><?xml version="1.0" encoding="utf-8"?>
-<ds:datastoreItem xmlns:ds="http://schemas.openxmlformats.org/officeDocument/2006/customXml" ds:itemID="{50F95D34-3D48-4F65-9662-AFE39A45341E}">
+<file path=customXml/itemProps4.xml><?xml version="1.0" encoding="utf-8"?>
+<ds:datastoreItem xmlns:ds="http://schemas.openxmlformats.org/officeDocument/2006/customXml" ds:itemID="{C80FDC1E-AEAD-4C53-B551-73D954C1A7C4}">
   <ds:schemaRefs>
-    <ds:schemaRef ds:uri="http://schemas.microsoft.com/sharepoint/v3/contenttype/forms"/>
-  </ds:schemaRefs>
-</ds:datastoreItem>
-</file>
-
-<file path=customXml/itemProps4.xml><?xml version="1.0" encoding="utf-8"?>
-<ds:datastoreItem xmlns:ds="http://schemas.openxmlformats.org/officeDocument/2006/customXml" ds:itemID="{7ADB581E-5879-4DDD-88AD-E94D3DF65575}">
-  <ds:schemaRefs>
-    <ds:schemaRef ds:uri="http://schemas.openxmlformats.org/officeDocument/2006/bibliography"/>
+    <ds:schemaRef ds:uri="http://schemas.microsoft.com/office/2006/metadata/properties"/>
+    <ds:schemaRef ds:uri="http://schemas.microsoft.com/office/infopath/2007/PartnerControls"/>
+    <ds:schemaRef ds:uri="8ec8bf30-ae84-4ee6-8563-ef353822da9f"/>
+    <ds:schemaRef ds:uri="c00bae5a-3b36-4533-92b3-e4089a8077bd"/>
   </ds:schemaRefs>
 </ds:datastoreItem>
 </file>
